--- a/bases/Wim_Fo/projects/IMDEV-9529 Отправку поручений/ИТ тесты_замеры_отправок/ИТ тест замеры отправки сделок  ФО розн Т-1 1000 шт.docx
+++ b/bases/Wim_Fo/projects/IMDEV-9529 Отправку поручений/ИТ тесты_замеры_отправок/ИТ тест замеры отправки сделок  ФО розн Т-1 1000 шт.docx
@@ -341,6 +341,2147 @@
           <w:lang w:val="ru-RU"/>
         </w:rPr>
       </w:pPr>
+      <w:r>
+        <w:rPr>
+          <w:b/>
+          <w:bCs/>
+          <w:lang w:val="ru-RU"/>
+        </w:rPr>
+        <w:t xml:space="preserve">Результат прогона: </w:t>
+      </w:r>
+      <w:r>
+        <w:rPr>
+          <w:lang w:val="ru-RU"/>
+        </w:rPr>
+        <w:t xml:space="preserve">отправлено 1000 поручений из 1000, отклоненных нет. Ключевая операция "Отправка" - </w:t>
+      </w:r>
+      <w:r>
+        <w:rPr>
+          <w:b/>
+          <w:bCs/>
+          <w:lang w:val="ru-RU"/>
+        </w:rPr>
+        <w:t xml:space="preserve">58,46 с</w:t>
+      </w:r>
+      <w:r>
+        <w:rPr>
+          <w:lang w:val="ru-RU"/>
+        </w:rPr>
+        <w:t xml:space="preserve">, то есть 58 мс на одно поручение. Время по часам формы обработки (66,1 с) больше ключевой операции: окно ожидания длительной операции опрашивает фоновое задание с растущим интервалом (до 15 с), в блоттере опрос выполняется раз в 1 с. Для оценки используется ключевая операция.</w:t>
+      </w:r>
+    </w:p>
+    <w:p>
+      <w:pPr>
+        <w:rPr>
+          <w:lang w:val="ru-RU"/>
+        </w:rPr>
+      </w:pPr>
+      <w:r>
+        <w:rPr>
+          <w:lang w:val="ru-RU"/>
+        </w:rPr>
+        <w:t xml:space="preserve">Подготовка 1000 поручений (161 с) - служебное действие тестовой обработки, которое заменяет проверку лимитов; в отправку и в ключевую операцию не входит.</w:t>
+      </w:r>
+    </w:p>
+    <w:p>
+      <w:pPr>
+        <w:keepNext/>
+        <w:spacing w:before="240" w:after="120"/>
+        <w:rPr>
+          <w:lang w:val="ru-RU"/>
+        </w:rPr>
+      </w:pPr>
+      <w:r>
+        <w:rPr>
+          <w:b/>
+          <w:bCs/>
+          <w:sz w:val="24"/>
+          <w:szCs w:val="24"/>
+          <w:lang w:val="ru-RU"/>
+        </w:rPr>
+        <w:t xml:space="preserve">1. Время отправки растет линейно</w:t>
+      </w:r>
+    </w:p>
+    <w:tbl>
+      <w:tblPr>
+        <w:tblW w:w="8900" w:type="dxa"/>
+        <w:tblBorders>
+          <w:top w:val="single" w:sz="4" w:space="0" w:color="8EA9C1"/>
+          <w:left w:val="single" w:sz="4" w:space="0" w:color="8EA9C1"/>
+          <w:bottom w:val="single" w:sz="4" w:space="0" w:color="8EA9C1"/>
+          <w:right w:val="single" w:sz="4" w:space="0" w:color="8EA9C1"/>
+          <w:insideH w:val="single" w:sz="4" w:space="0" w:color="8EA9C1"/>
+          <w:insideV w:val="single" w:sz="4" w:space="0" w:color="8EA9C1"/>
+        </w:tblBorders>
+        <w:tblLayout w:type="fixed"/>
+        <w:tblCellMar>
+          <w:top w:w="40" w:type="dxa"/>
+          <w:left w:w="80" w:type="dxa"/>
+          <w:bottom w:w="40" w:type="dxa"/>
+          <w:right w:w="80" w:type="dxa"/>
+        </w:tblCellMar>
+        <w:tblLook w:val="04A0"/>
+      </w:tblPr>
+      <w:tblGrid>
+        <w:gridCol w:w="4300"/>
+        <w:gridCol w:w="2200"/>
+        <w:gridCol w:w="2400"/>
+      </w:tblGrid>
+      <w:tr>
+        <w:trPr>
+          <w:cantSplit/>
+          <w:tblHeader/>
+        </w:trPr>
+        <w:tc>
+          <w:tcPr>
+            <w:tcW w:w="4300" w:type="dxa"/>
+            <w:shd w:val="clear" w:color="auto" w:fill="D9E2F3"/>
+          </w:tcPr>
+          <w:p>
+            <w:pPr>
+              <w:spacing w:after="0" w:line="240" w:lineRule="auto"/>
+              <w:rPr>
+                <w:lang w:val="ru-RU"/>
+              </w:rPr>
+            </w:pPr>
+            <w:r>
+              <w:rPr>
+                <w:b/>
+                <w:bCs/>
+                <w:lang w:val="ru-RU"/>
+              </w:rPr>
+              <w:t xml:space="preserve">Прогон</w:t>
+            </w:r>
+          </w:p>
+        </w:tc>
+        <w:tc>
+          <w:tcPr>
+            <w:tcW w:w="2200" w:type="dxa"/>
+            <w:shd w:val="clear" w:color="auto" w:fill="D9E2F3"/>
+          </w:tcPr>
+          <w:p>
+            <w:pPr>
+              <w:spacing w:after="0" w:line="240" w:lineRule="auto"/>
+              <w:jc w:val="center"/>
+              <w:rPr>
+                <w:lang w:val="ru-RU"/>
+              </w:rPr>
+            </w:pPr>
+            <w:r>
+              <w:rPr>
+                <w:b/>
+                <w:bCs/>
+                <w:lang w:val="ru-RU"/>
+              </w:rPr>
+              <w:t xml:space="preserve">Отправка, с</w:t>
+            </w:r>
+          </w:p>
+        </w:tc>
+        <w:tc>
+          <w:tcPr>
+            <w:tcW w:w="2400" w:type="dxa"/>
+            <w:shd w:val="clear" w:color="auto" w:fill="D9E2F3"/>
+          </w:tcPr>
+          <w:p>
+            <w:pPr>
+              <w:spacing w:after="0" w:line="240" w:lineRule="auto"/>
+              <w:jc w:val="center"/>
+              <w:rPr>
+                <w:lang w:val="ru-RU"/>
+              </w:rPr>
+            </w:pPr>
+            <w:r>
+              <w:rPr>
+                <w:b/>
+                <w:bCs/>
+                <w:lang w:val="ru-RU"/>
+              </w:rPr>
+              <w:t xml:space="preserve">мс на поручение</w:t>
+            </w:r>
+          </w:p>
+        </w:tc>
+      </w:tr>
+      <w:tr>
+        <w:trPr>
+          <w:cantSplit/>
+        </w:trPr>
+        <w:tc>
+          <w:tcPr>
+            <w:tcW w:w="4300" w:type="dxa"/>
+          </w:tcPr>
+          <w:p>
+            <w:pPr>
+              <w:spacing w:after="0" w:line="240" w:lineRule="auto"/>
+              <w:ind w:left="200"/>
+              <w:rPr>
+                <w:lang w:val="ru-RU"/>
+              </w:rPr>
+            </w:pPr>
+            <w:r>
+              <w:rPr>
+                <w:lang w:val="ru-RU"/>
+              </w:rPr>
+              <w:t xml:space="preserve">Т-1, 21 поручение (12.10, блоттер)</w:t>
+            </w:r>
+          </w:p>
+        </w:tc>
+        <w:tc>
+          <w:tcPr>
+            <w:tcW w:w="2200" w:type="dxa"/>
+          </w:tcPr>
+          <w:p>
+            <w:pPr>
+              <w:spacing w:after="0" w:line="240" w:lineRule="auto"/>
+              <w:jc w:val="right"/>
+              <w:rPr>
+                <w:lang w:val="ru-RU"/>
+              </w:rPr>
+            </w:pPr>
+            <w:r>
+              <w:rPr>
+                <w:lang w:val="ru-RU"/>
+              </w:rPr>
+              <w:t xml:space="preserve">1,93</w:t>
+            </w:r>
+          </w:p>
+        </w:tc>
+        <w:tc>
+          <w:tcPr>
+            <w:tcW w:w="2400" w:type="dxa"/>
+          </w:tcPr>
+          <w:p>
+            <w:pPr>
+              <w:spacing w:after="0" w:line="240" w:lineRule="auto"/>
+              <w:jc w:val="right"/>
+              <w:rPr>
+                <w:lang w:val="ru-RU"/>
+              </w:rPr>
+            </w:pPr>
+            <w:r>
+              <w:rPr>
+                <w:lang w:val="ru-RU"/>
+              </w:rPr>
+              <w:t xml:space="preserve">92</w:t>
+            </w:r>
+          </w:p>
+        </w:tc>
+      </w:tr>
+      <w:tr>
+        <w:trPr>
+          <w:cantSplit/>
+        </w:trPr>
+        <w:tc>
+          <w:tcPr>
+            <w:tcW w:w="4300" w:type="dxa"/>
+          </w:tcPr>
+          <w:p>
+            <w:pPr>
+              <w:spacing w:after="0" w:line="240" w:lineRule="auto"/>
+              <w:ind w:left="200"/>
+              <w:rPr>
+                <w:lang w:val="ru-RU"/>
+              </w:rPr>
+            </w:pPr>
+            <w:r>
+              <w:rPr>
+                <w:lang w:val="ru-RU"/>
+              </w:rPr>
+              <w:t xml:space="preserve">Т-1, 204 поручения (12.10, блоттер)</w:t>
+            </w:r>
+          </w:p>
+        </w:tc>
+        <w:tc>
+          <w:tcPr>
+            <w:tcW w:w="2200" w:type="dxa"/>
+          </w:tcPr>
+          <w:p>
+            <w:pPr>
+              <w:spacing w:after="0" w:line="240" w:lineRule="auto"/>
+              <w:jc w:val="right"/>
+              <w:rPr>
+                <w:lang w:val="ru-RU"/>
+              </w:rPr>
+            </w:pPr>
+            <w:r>
+              <w:rPr>
+                <w:lang w:val="ru-RU"/>
+              </w:rPr>
+              <w:t xml:space="preserve">12,05</w:t>
+            </w:r>
+          </w:p>
+        </w:tc>
+        <w:tc>
+          <w:tcPr>
+            <w:tcW w:w="2400" w:type="dxa"/>
+          </w:tcPr>
+          <w:p>
+            <w:pPr>
+              <w:spacing w:after="0" w:line="240" w:lineRule="auto"/>
+              <w:jc w:val="right"/>
+              <w:rPr>
+                <w:lang w:val="ru-RU"/>
+              </w:rPr>
+            </w:pPr>
+            <w:r>
+              <w:rPr>
+                <w:lang w:val="ru-RU"/>
+              </w:rPr>
+              <w:t xml:space="preserve">59</w:t>
+            </w:r>
+          </w:p>
+        </w:tc>
+      </w:tr>
+      <w:tr>
+        <w:trPr>
+          <w:cantSplit/>
+        </w:trPr>
+        <w:tc>
+          <w:tcPr>
+            <w:tcW w:w="4300" w:type="dxa"/>
+            <w:shd w:val="clear" w:color="auto" w:fill="E2EFDA"/>
+          </w:tcPr>
+          <w:p>
+            <w:pPr>
+              <w:spacing w:after="0" w:line="240" w:lineRule="auto"/>
+              <w:rPr>
+                <w:lang w:val="ru-RU"/>
+              </w:rPr>
+            </w:pPr>
+            <w:r>
+              <w:rPr>
+                <w:b/>
+                <w:bCs/>
+                <w:lang w:val="ru-RU"/>
+              </w:rPr>
+              <w:t xml:space="preserve">Т-1, 1000 поручений (14.10, обработка)</w:t>
+            </w:r>
+          </w:p>
+        </w:tc>
+        <w:tc>
+          <w:tcPr>
+            <w:tcW w:w="2200" w:type="dxa"/>
+            <w:shd w:val="clear" w:color="auto" w:fill="E2EFDA"/>
+          </w:tcPr>
+          <w:p>
+            <w:pPr>
+              <w:spacing w:after="0" w:line="240" w:lineRule="auto"/>
+              <w:jc w:val="right"/>
+              <w:rPr>
+                <w:lang w:val="ru-RU"/>
+              </w:rPr>
+            </w:pPr>
+            <w:r>
+              <w:rPr>
+                <w:b/>
+                <w:bCs/>
+                <w:lang w:val="ru-RU"/>
+              </w:rPr>
+              <w:t xml:space="preserve">58,46</w:t>
+            </w:r>
+          </w:p>
+        </w:tc>
+        <w:tc>
+          <w:tcPr>
+            <w:tcW w:w="2400" w:type="dxa"/>
+            <w:shd w:val="clear" w:color="auto" w:fill="E2EFDA"/>
+          </w:tcPr>
+          <w:p>
+            <w:pPr>
+              <w:spacing w:after="0" w:line="240" w:lineRule="auto"/>
+              <w:jc w:val="right"/>
+              <w:rPr>
+                <w:lang w:val="ru-RU"/>
+              </w:rPr>
+            </w:pPr>
+            <w:r>
+              <w:rPr>
+                <w:b/>
+                <w:bCs/>
+                <w:lang w:val="ru-RU"/>
+              </w:rPr>
+              <w:t xml:space="preserve">58</w:t>
+            </w:r>
+          </w:p>
+        </w:tc>
+      </w:tr>
+      <w:tr>
+        <w:trPr>
+          <w:cantSplit/>
+        </w:trPr>
+        <w:tc>
+          <w:tcPr>
+            <w:tcW w:w="4300" w:type="dxa"/>
+          </w:tcPr>
+          <w:p>
+            <w:pPr>
+              <w:spacing w:after="0" w:line="240" w:lineRule="auto"/>
+              <w:ind w:left="200"/>
+              <w:rPr>
+                <w:lang w:val="ru-RU"/>
+              </w:rPr>
+            </w:pPr>
+            <w:r>
+              <w:rPr>
+                <w:lang w:val="ru-RU"/>
+              </w:rPr>
+              <w:t xml:space="preserve">PROD, модель по замерам сентября</w:t>
+            </w:r>
+          </w:p>
+        </w:tc>
+        <w:tc>
+          <w:tcPr>
+            <w:tcW w:w="2200" w:type="dxa"/>
+          </w:tcPr>
+          <w:p>
+            <w:pPr>
+              <w:spacing w:after="0" w:line="240" w:lineRule="auto"/>
+              <w:jc w:val="right"/>
+              <w:rPr>
+                <w:lang w:val="ru-RU"/>
+              </w:rPr>
+            </w:pPr>
+            <w:r>
+              <w:rPr>
+                <w:lang w:val="ru-RU"/>
+              </w:rPr>
+              <w:t xml:space="preserve">0,6 + 0,045 x N</w:t>
+            </w:r>
+          </w:p>
+        </w:tc>
+        <w:tc>
+          <w:tcPr>
+            <w:tcW w:w="2400" w:type="dxa"/>
+          </w:tcPr>
+          <w:p>
+            <w:pPr>
+              <w:spacing w:after="0" w:line="240" w:lineRule="auto"/>
+              <w:jc w:val="right"/>
+              <w:rPr>
+                <w:lang w:val="ru-RU"/>
+              </w:rPr>
+            </w:pPr>
+            <w:r>
+              <w:rPr>
+                <w:lang w:val="ru-RU"/>
+              </w:rPr>
+              <w:t xml:space="preserve">45</w:t>
+            </w:r>
+          </w:p>
+        </w:tc>
+      </w:tr>
+    </w:tbl>
+    <w:p>
+      <w:pPr>
+        <w:spacing w:after="120"/>
+        <w:rPr>
+          <w:lang w:val="ru-RU"/>
+        </w:rPr>
+      </w:pPr>
+    </w:p>
+    <w:p>
+      <w:pPr>
+        <w:rPr>
+          <w:lang w:val="ru-RU"/>
+        </w:rPr>
+      </w:pPr>
+      <w:r>
+        <w:rPr>
+          <w:lang w:val="ru-RU"/>
+        </w:rPr>
+        <w:t xml:space="preserve">При малом числе поручений заметную долю составляет постоянная часть (запуск фонового задания, проверки перед отправкой); начиная с 200 поручений время на одно поручение не меняется. Т-1 работает на более медленном сервере, на PROD отправка 1000 поручений ожидается около 46 с.</w:t>
+      </w:r>
+    </w:p>
+    <w:p>
+      <w:pPr>
+        <w:keepNext/>
+        <w:spacing w:before="240" w:after="120"/>
+        <w:rPr>
+          <w:lang w:val="ru-RU"/>
+        </w:rPr>
+      </w:pPr>
+      <w:r>
+        <w:rPr>
+          <w:b/>
+          <w:bCs/>
+          <w:sz w:val="24"/>
+          <w:szCs w:val="24"/>
+          <w:lang w:val="ru-RU"/>
+        </w:rPr>
+        <w:t xml:space="preserve">2. Из чего складывается отправка 1000 поручений</w:t>
+      </w:r>
+    </w:p>
+    <w:tbl>
+      <w:tblPr>
+        <w:tblW w:w="8900" w:type="dxa"/>
+        <w:tblBorders>
+          <w:top w:val="single" w:sz="4" w:space="0" w:color="8EA9C1"/>
+          <w:left w:val="single" w:sz="4" w:space="0" w:color="8EA9C1"/>
+          <w:bottom w:val="single" w:sz="4" w:space="0" w:color="8EA9C1"/>
+          <w:right w:val="single" w:sz="4" w:space="0" w:color="8EA9C1"/>
+          <w:insideH w:val="single" w:sz="4" w:space="0" w:color="8EA9C1"/>
+          <w:insideV w:val="single" w:sz="4" w:space="0" w:color="8EA9C1"/>
+        </w:tblBorders>
+        <w:tblLayout w:type="fixed"/>
+        <w:tblCellMar>
+          <w:top w:w="40" w:type="dxa"/>
+          <w:left w:w="80" w:type="dxa"/>
+          <w:bottom w:w="40" w:type="dxa"/>
+          <w:right w:w="80" w:type="dxa"/>
+        </w:tblCellMar>
+        <w:tblLook w:val="04A0"/>
+      </w:tblPr>
+      <w:tblGrid>
+        <w:gridCol w:w="6500"/>
+        <w:gridCol w:w="1300"/>
+        <w:gridCol w:w="1100"/>
+      </w:tblGrid>
+      <w:tr>
+        <w:trPr>
+          <w:cantSplit/>
+          <w:tblHeader/>
+        </w:trPr>
+        <w:tc>
+          <w:tcPr>
+            <w:tcW w:w="6500" w:type="dxa"/>
+            <w:shd w:val="clear" w:color="auto" w:fill="D9E2F3"/>
+          </w:tcPr>
+          <w:p>
+            <w:pPr>
+              <w:spacing w:after="0" w:line="240" w:lineRule="auto"/>
+              <w:rPr>
+                <w:lang w:val="ru-RU"/>
+              </w:rPr>
+            </w:pPr>
+            <w:r>
+              <w:rPr>
+                <w:b/>
+                <w:bCs/>
+                <w:lang w:val="ru-RU"/>
+              </w:rPr>
+              <w:t xml:space="preserve">Участок</w:t>
+            </w:r>
+          </w:p>
+        </w:tc>
+        <w:tc>
+          <w:tcPr>
+            <w:tcW w:w="1300" w:type="dxa"/>
+            <w:shd w:val="clear" w:color="auto" w:fill="D9E2F3"/>
+          </w:tcPr>
+          <w:p>
+            <w:pPr>
+              <w:spacing w:after="0" w:line="240" w:lineRule="auto"/>
+              <w:jc w:val="center"/>
+              <w:rPr>
+                <w:lang w:val="ru-RU"/>
+              </w:rPr>
+            </w:pPr>
+            <w:r>
+              <w:rPr>
+                <w:b/>
+                <w:bCs/>
+                <w:lang w:val="ru-RU"/>
+              </w:rPr>
+              <w:t xml:space="preserve">Время, с</w:t>
+            </w:r>
+          </w:p>
+        </w:tc>
+        <w:tc>
+          <w:tcPr>
+            <w:tcW w:w="1100" w:type="dxa"/>
+            <w:shd w:val="clear" w:color="auto" w:fill="D9E2F3"/>
+          </w:tcPr>
+          <w:p>
+            <w:pPr>
+              <w:spacing w:after="0" w:line="240" w:lineRule="auto"/>
+              <w:jc w:val="center"/>
+              <w:rPr>
+                <w:lang w:val="ru-RU"/>
+              </w:rPr>
+            </w:pPr>
+            <w:r>
+              <w:rPr>
+                <w:b/>
+                <w:bCs/>
+                <w:lang w:val="ru-RU"/>
+              </w:rPr>
+              <w:t xml:space="preserve">%</w:t>
+            </w:r>
+          </w:p>
+        </w:tc>
+      </w:tr>
+      <w:tr>
+        <w:trPr>
+          <w:cantSplit/>
+        </w:trPr>
+        <w:tc>
+          <w:tcPr>
+            <w:tcW w:w="6500" w:type="dxa"/>
+            <w:shd w:val="clear" w:color="auto" w:fill="EDF2F9"/>
+          </w:tcPr>
+          <w:p>
+            <w:pPr>
+              <w:spacing w:after="0" w:line="240" w:lineRule="auto"/>
+              <w:rPr>
+                <w:lang w:val="ru-RU"/>
+              </w:rPr>
+            </w:pPr>
+            <w:r>
+              <w:rPr>
+                <w:b/>
+                <w:bCs/>
+                <w:lang w:val="ru-RU"/>
+              </w:rPr>
+              <w:t xml:space="preserve">ЗАПИСЬ СТАТУСОВ ПОРУЧЕНИЙ</w:t>
+            </w:r>
+          </w:p>
+        </w:tc>
+        <w:tc>
+          <w:tcPr>
+            <w:tcW w:w="1300" w:type="dxa"/>
+            <w:shd w:val="clear" w:color="auto" w:fill="EDF2F9"/>
+          </w:tcPr>
+          <w:p>
+            <w:pPr>
+              <w:spacing w:after="0" w:line="240" w:lineRule="auto"/>
+              <w:jc w:val="right"/>
+              <w:rPr>
+                <w:lang w:val="ru-RU"/>
+              </w:rPr>
+            </w:pPr>
+            <w:r>
+              <w:rPr>
+                <w:b/>
+                <w:bCs/>
+                <w:lang w:val="ru-RU"/>
+              </w:rPr>
+              <w:t xml:space="preserve">41,3</w:t>
+            </w:r>
+          </w:p>
+        </w:tc>
+        <w:tc>
+          <w:tcPr>
+            <w:tcW w:w="1100" w:type="dxa"/>
+            <w:shd w:val="clear" w:color="auto" w:fill="EDF2F9"/>
+          </w:tcPr>
+          <w:p>
+            <w:pPr>
+              <w:spacing w:after="0" w:line="240" w:lineRule="auto"/>
+              <w:jc w:val="right"/>
+              <w:rPr>
+                <w:lang w:val="ru-RU"/>
+              </w:rPr>
+            </w:pPr>
+            <w:r>
+              <w:rPr>
+                <w:b/>
+                <w:bCs/>
+                <w:lang w:val="ru-RU"/>
+              </w:rPr>
+              <w:t xml:space="preserve">71</w:t>
+            </w:r>
+          </w:p>
+        </w:tc>
+      </w:tr>
+      <w:tr>
+        <w:trPr>
+          <w:cantSplit/>
+        </w:trPr>
+        <w:tc>
+          <w:tcPr>
+            <w:tcW w:w="6500" w:type="dxa"/>
+          </w:tcPr>
+          <w:p>
+            <w:pPr>
+              <w:spacing w:after="0" w:line="240" w:lineRule="auto"/>
+              <w:ind w:left="200"/>
+              <w:rPr>
+                <w:lang w:val="ru-RU"/>
+              </w:rPr>
+            </w:pPr>
+            <w:r>
+              <w:rPr>
+                <w:lang w:val="ru-RU"/>
+              </w:rPr>
+              <w:t xml:space="preserve">Запись регистра статусов: "Отправлено, ожидается подтверждение"</w:t>
+            </w:r>
+          </w:p>
+        </w:tc>
+        <w:tc>
+          <w:tcPr>
+            <w:tcW w:w="1300" w:type="dxa"/>
+          </w:tcPr>
+          <w:p>
+            <w:pPr>
+              <w:spacing w:after="0" w:line="240" w:lineRule="auto"/>
+              <w:jc w:val="right"/>
+              <w:rPr>
+                <w:lang w:val="ru-RU"/>
+              </w:rPr>
+            </w:pPr>
+            <w:r>
+              <w:rPr>
+                <w:lang w:val="ru-RU"/>
+              </w:rPr>
+              <w:t xml:space="preserve">24,1</w:t>
+            </w:r>
+          </w:p>
+        </w:tc>
+        <w:tc>
+          <w:tcPr>
+            <w:tcW w:w="1100" w:type="dxa"/>
+          </w:tcPr>
+          <w:p>
+            <w:pPr>
+              <w:spacing w:after="0" w:line="240" w:lineRule="auto"/>
+              <w:jc w:val="right"/>
+              <w:rPr>
+                <w:lang w:val="ru-RU"/>
+              </w:rPr>
+            </w:pPr>
+            <w:r>
+              <w:rPr>
+                <w:lang w:val="ru-RU"/>
+              </w:rPr>
+              <w:t xml:space="preserve">41</w:t>
+            </w:r>
+          </w:p>
+        </w:tc>
+      </w:tr>
+      <w:tr>
+        <w:trPr>
+          <w:cantSplit/>
+        </w:trPr>
+        <w:tc>
+          <w:tcPr>
+            <w:tcW w:w="6500" w:type="dxa"/>
+          </w:tcPr>
+          <w:p>
+            <w:pPr>
+              <w:spacing w:after="0" w:line="240" w:lineRule="auto"/>
+              <w:ind w:left="200"/>
+              <w:rPr>
+                <w:lang w:val="ru-RU"/>
+              </w:rPr>
+            </w:pPr>
+            <w:r>
+              <w:rPr>
+                <w:lang w:val="ru-RU"/>
+              </w:rPr>
+              <w:t xml:space="preserve">Чтение текущей записи статуса поручения</w:t>
+            </w:r>
+          </w:p>
+        </w:tc>
+        <w:tc>
+          <w:tcPr>
+            <w:tcW w:w="1300" w:type="dxa"/>
+          </w:tcPr>
+          <w:p>
+            <w:pPr>
+              <w:spacing w:after="0" w:line="240" w:lineRule="auto"/>
+              <w:jc w:val="right"/>
+              <w:rPr>
+                <w:lang w:val="ru-RU"/>
+              </w:rPr>
+            </w:pPr>
+            <w:r>
+              <w:rPr>
+                <w:lang w:val="ru-RU"/>
+              </w:rPr>
+              <w:t xml:space="preserve">5,0</w:t>
+            </w:r>
+          </w:p>
+        </w:tc>
+        <w:tc>
+          <w:tcPr>
+            <w:tcW w:w="1100" w:type="dxa"/>
+          </w:tcPr>
+          <w:p>
+            <w:pPr>
+              <w:spacing w:after="0" w:line="240" w:lineRule="auto"/>
+              <w:jc w:val="right"/>
+              <w:rPr>
+                <w:lang w:val="ru-RU"/>
+              </w:rPr>
+            </w:pPr>
+            <w:r>
+              <w:rPr>
+                <w:lang w:val="ru-RU"/>
+              </w:rPr>
+              <w:t xml:space="preserve">9</w:t>
+            </w:r>
+          </w:p>
+        </w:tc>
+      </w:tr>
+      <w:tr>
+        <w:trPr>
+          <w:cantSplit/>
+        </w:trPr>
+        <w:tc>
+          <w:tcPr>
+            <w:tcW w:w="6500" w:type="dxa"/>
+          </w:tcPr>
+          <w:p>
+            <w:pPr>
+              <w:spacing w:after="0" w:line="240" w:lineRule="auto"/>
+              <w:ind w:left="200"/>
+              <w:rPr>
+                <w:lang w:val="ru-RU"/>
+              </w:rPr>
+            </w:pPr>
+            <w:r>
+              <w:rPr>
+                <w:lang w:val="ru-RU"/>
+              </w:rPr>
+              <w:t xml:space="preserve">Снятие блокировки поручения</w:t>
+            </w:r>
+          </w:p>
+        </w:tc>
+        <w:tc>
+          <w:tcPr>
+            <w:tcW w:w="1300" w:type="dxa"/>
+          </w:tcPr>
+          <w:p>
+            <w:pPr>
+              <w:spacing w:after="0" w:line="240" w:lineRule="auto"/>
+              <w:jc w:val="right"/>
+              <w:rPr>
+                <w:lang w:val="ru-RU"/>
+              </w:rPr>
+            </w:pPr>
+            <w:r>
+              <w:rPr>
+                <w:lang w:val="ru-RU"/>
+              </w:rPr>
+              <w:t xml:space="preserve">4,6</w:t>
+            </w:r>
+          </w:p>
+        </w:tc>
+        <w:tc>
+          <w:tcPr>
+            <w:tcW w:w="1100" w:type="dxa"/>
+          </w:tcPr>
+          <w:p>
+            <w:pPr>
+              <w:spacing w:after="0" w:line="240" w:lineRule="auto"/>
+              <w:jc w:val="right"/>
+              <w:rPr>
+                <w:lang w:val="ru-RU"/>
+              </w:rPr>
+            </w:pPr>
+            <w:r>
+              <w:rPr>
+                <w:lang w:val="ru-RU"/>
+              </w:rPr>
+              <w:t xml:space="preserve">8</w:t>
+            </w:r>
+          </w:p>
+        </w:tc>
+      </w:tr>
+      <w:tr>
+        <w:trPr>
+          <w:cantSplit/>
+        </w:trPr>
+        <w:tc>
+          <w:tcPr>
+            <w:tcW w:w="6500" w:type="dxa"/>
+          </w:tcPr>
+          <w:p>
+            <w:pPr>
+              <w:spacing w:after="0" w:line="240" w:lineRule="auto"/>
+              <w:ind w:left="200"/>
+              <w:rPr>
+                <w:lang w:val="ru-RU"/>
+              </w:rPr>
+            </w:pPr>
+            <w:r>
+              <w:rPr>
+                <w:lang w:val="ru-RU"/>
+              </w:rPr>
+              <w:t xml:space="preserve">Фиксация транзакции адаптера (одна на все поручения)</w:t>
+            </w:r>
+          </w:p>
+        </w:tc>
+        <w:tc>
+          <w:tcPr>
+            <w:tcW w:w="1300" w:type="dxa"/>
+          </w:tcPr>
+          <w:p>
+            <w:pPr>
+              <w:spacing w:after="0" w:line="240" w:lineRule="auto"/>
+              <w:jc w:val="right"/>
+              <w:rPr>
+                <w:lang w:val="ru-RU"/>
+              </w:rPr>
+            </w:pPr>
+            <w:r>
+              <w:rPr>
+                <w:lang w:val="ru-RU"/>
+              </w:rPr>
+              <w:t xml:space="preserve">4,8</w:t>
+            </w:r>
+          </w:p>
+        </w:tc>
+        <w:tc>
+          <w:tcPr>
+            <w:tcW w:w="1100" w:type="dxa"/>
+          </w:tcPr>
+          <w:p>
+            <w:pPr>
+              <w:spacing w:after="0" w:line="240" w:lineRule="auto"/>
+              <w:jc w:val="right"/>
+              <w:rPr>
+                <w:lang w:val="ru-RU"/>
+              </w:rPr>
+            </w:pPr>
+            <w:r>
+              <w:rPr>
+                <w:lang w:val="ru-RU"/>
+              </w:rPr>
+              <w:t xml:space="preserve">8</w:t>
+            </w:r>
+          </w:p>
+        </w:tc>
+      </w:tr>
+      <w:tr>
+        <w:trPr>
+          <w:cantSplit/>
+        </w:trPr>
+        <w:tc>
+          <w:tcPr>
+            <w:tcW w:w="6500" w:type="dxa"/>
+          </w:tcPr>
+          <w:p>
+            <w:pPr>
+              <w:spacing w:after="0" w:line="240" w:lineRule="auto"/>
+              <w:ind w:left="200"/>
+              <w:rPr>
+                <w:lang w:val="ru-RU"/>
+              </w:rPr>
+            </w:pPr>
+            <w:r>
+              <w:rPr>
+                <w:lang w:val="ru-RU"/>
+              </w:rPr>
+              <w:t xml:space="preserve">Блокировка набора записей, заполнение записи, прочее</w:t>
+            </w:r>
+          </w:p>
+        </w:tc>
+        <w:tc>
+          <w:tcPr>
+            <w:tcW w:w="1300" w:type="dxa"/>
+          </w:tcPr>
+          <w:p>
+            <w:pPr>
+              <w:spacing w:after="0" w:line="240" w:lineRule="auto"/>
+              <w:jc w:val="right"/>
+              <w:rPr>
+                <w:lang w:val="ru-RU"/>
+              </w:rPr>
+            </w:pPr>
+            <w:r>
+              <w:rPr>
+                <w:lang w:val="ru-RU"/>
+              </w:rPr>
+              <w:t xml:space="preserve">2,8</w:t>
+            </w:r>
+          </w:p>
+        </w:tc>
+        <w:tc>
+          <w:tcPr>
+            <w:tcW w:w="1100" w:type="dxa"/>
+          </w:tcPr>
+          <w:p>
+            <w:pPr>
+              <w:spacing w:after="0" w:line="240" w:lineRule="auto"/>
+              <w:jc w:val="right"/>
+              <w:rPr>
+                <w:lang w:val="ru-RU"/>
+              </w:rPr>
+            </w:pPr>
+            <w:r>
+              <w:rPr>
+                <w:lang w:val="ru-RU"/>
+              </w:rPr>
+              <w:t xml:space="preserve">5</w:t>
+            </w:r>
+          </w:p>
+        </w:tc>
+      </w:tr>
+      <w:tr>
+        <w:trPr>
+          <w:cantSplit/>
+        </w:trPr>
+        <w:tc>
+          <w:tcPr>
+            <w:tcW w:w="6500" w:type="dxa"/>
+            <w:shd w:val="clear" w:color="auto" w:fill="EDF2F9"/>
+          </w:tcPr>
+          <w:p>
+            <w:pPr>
+              <w:spacing w:after="0" w:line="240" w:lineRule="auto"/>
+              <w:rPr>
+                <w:lang w:val="ru-RU"/>
+              </w:rPr>
+            </w:pPr>
+            <w:r>
+              <w:rPr>
+                <w:b/>
+                <w:bCs/>
+                <w:lang w:val="ru-RU"/>
+              </w:rPr>
+              <w:t xml:space="preserve">ФОРМИРОВАНИЕ И ПЕРЕДАЧА ПАКЕТА FIX</w:t>
+            </w:r>
+          </w:p>
+        </w:tc>
+        <w:tc>
+          <w:tcPr>
+            <w:tcW w:w="1300" w:type="dxa"/>
+            <w:shd w:val="clear" w:color="auto" w:fill="EDF2F9"/>
+          </w:tcPr>
+          <w:p>
+            <w:pPr>
+              <w:spacing w:after="0" w:line="240" w:lineRule="auto"/>
+              <w:jc w:val="right"/>
+              <w:rPr>
+                <w:lang w:val="ru-RU"/>
+              </w:rPr>
+            </w:pPr>
+            <w:r>
+              <w:rPr>
+                <w:b/>
+                <w:bCs/>
+                <w:lang w:val="ru-RU"/>
+              </w:rPr>
+              <w:t xml:space="preserve">4,6</w:t>
+            </w:r>
+          </w:p>
+        </w:tc>
+        <w:tc>
+          <w:tcPr>
+            <w:tcW w:w="1100" w:type="dxa"/>
+            <w:shd w:val="clear" w:color="auto" w:fill="EDF2F9"/>
+          </w:tcPr>
+          <w:p>
+            <w:pPr>
+              <w:spacing w:after="0" w:line="240" w:lineRule="auto"/>
+              <w:jc w:val="right"/>
+              <w:rPr>
+                <w:lang w:val="ru-RU"/>
+              </w:rPr>
+            </w:pPr>
+            <w:r>
+              <w:rPr>
+                <w:b/>
+                <w:bCs/>
+                <w:lang w:val="ru-RU"/>
+              </w:rPr>
+              <w:t xml:space="preserve">8</w:t>
+            </w:r>
+          </w:p>
+        </w:tc>
+      </w:tr>
+      <w:tr>
+        <w:trPr>
+          <w:cantSplit/>
+        </w:trPr>
+        <w:tc>
+          <w:tcPr>
+            <w:tcW w:w="6500" w:type="dxa"/>
+          </w:tcPr>
+          <w:p>
+            <w:pPr>
+              <w:spacing w:after="0" w:line="240" w:lineRule="auto"/>
+              <w:ind w:left="200"/>
+              <w:rPr>
+                <w:lang w:val="ru-RU"/>
+              </w:rPr>
+            </w:pPr>
+            <w:r>
+              <w:rPr>
+                <w:lang w:val="ru-RU"/>
+              </w:rPr>
+              <w:t xml:space="preserve">Сборка сообщений FIX NewOrderSingle</w:t>
+            </w:r>
+          </w:p>
+        </w:tc>
+        <w:tc>
+          <w:tcPr>
+            <w:tcW w:w="1300" w:type="dxa"/>
+          </w:tcPr>
+          <w:p>
+            <w:pPr>
+              <w:spacing w:after="0" w:line="240" w:lineRule="auto"/>
+              <w:jc w:val="right"/>
+              <w:rPr>
+                <w:lang w:val="ru-RU"/>
+              </w:rPr>
+            </w:pPr>
+            <w:r>
+              <w:rPr>
+                <w:lang w:val="ru-RU"/>
+              </w:rPr>
+              <w:t xml:space="preserve">3,8</w:t>
+            </w:r>
+          </w:p>
+        </w:tc>
+        <w:tc>
+          <w:tcPr>
+            <w:tcW w:w="1100" w:type="dxa"/>
+          </w:tcPr>
+          <w:p>
+            <w:pPr>
+              <w:spacing w:after="0" w:line="240" w:lineRule="auto"/>
+              <w:jc w:val="right"/>
+              <w:rPr>
+                <w:lang w:val="ru-RU"/>
+              </w:rPr>
+            </w:pPr>
+            <w:r>
+              <w:rPr>
+                <w:lang w:val="ru-RU"/>
+              </w:rPr>
+              <w:t xml:space="preserve">6</w:t>
+            </w:r>
+          </w:p>
+        </w:tc>
+      </w:tr>
+      <w:tr>
+        <w:trPr>
+          <w:cantSplit/>
+        </w:trPr>
+        <w:tc>
+          <w:tcPr>
+            <w:tcW w:w="6500" w:type="dxa"/>
+          </w:tcPr>
+          <w:p>
+            <w:pPr>
+              <w:spacing w:after="0" w:line="240" w:lineRule="auto"/>
+              <w:ind w:left="480"/>
+              <w:rPr>
+                <w:lang w:val="ru-RU"/>
+              </w:rPr>
+            </w:pPr>
+            <w:r>
+              <w:rPr>
+                <w:lang w:val="ru-RU"/>
+              </w:rPr>
+              <w:t xml:space="preserve">в том числе контрольная сумма сообщения</w:t>
+            </w:r>
+          </w:p>
+        </w:tc>
+        <w:tc>
+          <w:tcPr>
+            <w:tcW w:w="1300" w:type="dxa"/>
+          </w:tcPr>
+          <w:p>
+            <w:pPr>
+              <w:spacing w:after="0" w:line="240" w:lineRule="auto"/>
+              <w:jc w:val="right"/>
+              <w:rPr>
+                <w:lang w:val="ru-RU"/>
+              </w:rPr>
+            </w:pPr>
+            <w:r>
+              <w:rPr>
+                <w:lang w:val="ru-RU"/>
+              </w:rPr>
+              <w:t xml:space="preserve">2,5</w:t>
+            </w:r>
+          </w:p>
+        </w:tc>
+        <w:tc>
+          <w:tcPr>
+            <w:tcW w:w="1100" w:type="dxa"/>
+          </w:tcPr>
+          <w:p>
+            <w:pPr>
+              <w:spacing w:after="0" w:line="240" w:lineRule="auto"/>
+              <w:jc w:val="right"/>
+              <w:rPr>
+                <w:lang w:val="ru-RU"/>
+              </w:rPr>
+            </w:pPr>
+            <w:r>
+              <w:rPr>
+                <w:lang w:val="ru-RU"/>
+              </w:rPr>
+              <w:t xml:space="preserve">4</w:t>
+            </w:r>
+          </w:p>
+        </w:tc>
+      </w:tr>
+      <w:tr>
+        <w:trPr>
+          <w:cantSplit/>
+        </w:trPr>
+        <w:tc>
+          <w:tcPr>
+            <w:tcW w:w="6500" w:type="dxa"/>
+          </w:tcPr>
+          <w:p>
+            <w:pPr>
+              <w:spacing w:after="0" w:line="240" w:lineRule="auto"/>
+              <w:ind w:left="200"/>
+              <w:rPr>
+                <w:lang w:val="ru-RU"/>
+              </w:rPr>
+            </w:pPr>
+            <w:r>
+              <w:rPr>
+                <w:lang w:val="ru-RU"/>
+              </w:rPr>
+              <w:t xml:space="preserve">Создание структуры сообщения</w:t>
+            </w:r>
+          </w:p>
+        </w:tc>
+        <w:tc>
+          <w:tcPr>
+            <w:tcW w:w="1300" w:type="dxa"/>
+          </w:tcPr>
+          <w:p>
+            <w:pPr>
+              <w:spacing w:after="0" w:line="240" w:lineRule="auto"/>
+              <w:jc w:val="right"/>
+              <w:rPr>
+                <w:lang w:val="ru-RU"/>
+              </w:rPr>
+            </w:pPr>
+            <w:r>
+              <w:rPr>
+                <w:lang w:val="ru-RU"/>
+              </w:rPr>
+              <w:t xml:space="preserve">0,7</w:t>
+            </w:r>
+          </w:p>
+        </w:tc>
+        <w:tc>
+          <w:tcPr>
+            <w:tcW w:w="1100" w:type="dxa"/>
+          </w:tcPr>
+          <w:p>
+            <w:pPr>
+              <w:spacing w:after="0" w:line="240" w:lineRule="auto"/>
+              <w:jc w:val="right"/>
+              <w:rPr>
+                <w:lang w:val="ru-RU"/>
+              </w:rPr>
+            </w:pPr>
+            <w:r>
+              <w:rPr>
+                <w:lang w:val="ru-RU"/>
+              </w:rPr>
+              <w:t xml:space="preserve">1</w:t>
+            </w:r>
+          </w:p>
+        </w:tc>
+      </w:tr>
+      <w:tr>
+        <w:trPr>
+          <w:cantSplit/>
+        </w:trPr>
+        <w:tc>
+          <w:tcPr>
+            <w:tcW w:w="6500" w:type="dxa"/>
+          </w:tcPr>
+          <w:p>
+            <w:pPr>
+              <w:spacing w:after="0" w:line="240" w:lineRule="auto"/>
+              <w:ind w:left="200"/>
+              <w:rPr>
+                <w:lang w:val="ru-RU"/>
+              </w:rPr>
+            </w:pPr>
+            <w:r>
+              <w:rPr>
+                <w:lang w:val="ru-RU"/>
+              </w:rPr>
+              <w:t xml:space="preserve">Сборка пакета из 1000 сообщений</w:t>
+            </w:r>
+          </w:p>
+        </w:tc>
+        <w:tc>
+          <w:tcPr>
+            <w:tcW w:w="1300" w:type="dxa"/>
+          </w:tcPr>
+          <w:p>
+            <w:pPr>
+              <w:spacing w:after="0" w:line="240" w:lineRule="auto"/>
+              <w:jc w:val="right"/>
+              <w:rPr>
+                <w:lang w:val="ru-RU"/>
+              </w:rPr>
+            </w:pPr>
+            <w:r>
+              <w:rPr>
+                <w:lang w:val="ru-RU"/>
+              </w:rPr>
+              <w:t xml:space="preserve">0,1</w:t>
+            </w:r>
+          </w:p>
+        </w:tc>
+        <w:tc>
+          <w:tcPr>
+            <w:tcW w:w="1100" w:type="dxa"/>
+          </w:tcPr>
+          <w:p>
+            <w:pPr>
+              <w:spacing w:after="0" w:line="240" w:lineRule="auto"/>
+              <w:jc w:val="right"/>
+              <w:rPr>
+                <w:lang w:val="ru-RU"/>
+              </w:rPr>
+            </w:pPr>
+            <w:r>
+              <w:rPr>
+                <w:lang w:val="ru-RU"/>
+              </w:rPr>
+              <w:t xml:space="preserve">0,2</w:t>
+            </w:r>
+          </w:p>
+        </w:tc>
+      </w:tr>
+      <w:tr>
+        <w:trPr>
+          <w:cantSplit/>
+        </w:trPr>
+        <w:tc>
+          <w:tcPr>
+            <w:tcW w:w="6500" w:type="dxa"/>
+          </w:tcPr>
+          <w:p>
+            <w:pPr>
+              <w:spacing w:after="0" w:line="240" w:lineRule="auto"/>
+              <w:ind w:left="200"/>
+              <w:rPr>
+                <w:lang w:val="ru-RU"/>
+              </w:rPr>
+            </w:pPr>
+            <w:r>
+              <w:rPr>
+                <w:lang w:val="ru-RU"/>
+              </w:rPr>
+              <w:t xml:space="preserve">Передача пакета (в замере - запись файла вместо HTTP)</w:t>
+            </w:r>
+          </w:p>
+        </w:tc>
+        <w:tc>
+          <w:tcPr>
+            <w:tcW w:w="1300" w:type="dxa"/>
+          </w:tcPr>
+          <w:p>
+            <w:pPr>
+              <w:spacing w:after="0" w:line="240" w:lineRule="auto"/>
+              <w:jc w:val="right"/>
+              <w:rPr>
+                <w:lang w:val="ru-RU"/>
+              </w:rPr>
+            </w:pPr>
+            <w:r>
+              <w:rPr>
+                <w:lang w:val="ru-RU"/>
+              </w:rPr>
+              <w:t xml:space="preserve">0,03</w:t>
+            </w:r>
+          </w:p>
+        </w:tc>
+        <w:tc>
+          <w:tcPr>
+            <w:tcW w:w="1100" w:type="dxa"/>
+          </w:tcPr>
+          <w:p>
+            <w:pPr>
+              <w:spacing w:after="0" w:line="240" w:lineRule="auto"/>
+              <w:jc w:val="right"/>
+              <w:rPr>
+                <w:lang w:val="ru-RU"/>
+              </w:rPr>
+            </w:pPr>
+            <w:r>
+              <w:rPr>
+                <w:lang w:val="ru-RU"/>
+              </w:rPr>
+              <w:t xml:space="preserve">0,1</w:t>
+            </w:r>
+          </w:p>
+        </w:tc>
+      </w:tr>
+      <w:tr>
+        <w:trPr>
+          <w:cantSplit/>
+        </w:trPr>
+        <w:tc>
+          <w:tcPr>
+            <w:tcW w:w="6500" w:type="dxa"/>
+            <w:shd w:val="clear" w:color="auto" w:fill="EDF2F9"/>
+          </w:tcPr>
+          <w:p>
+            <w:pPr>
+              <w:spacing w:after="0" w:line="240" w:lineRule="auto"/>
+              <w:rPr>
+                <w:lang w:val="ru-RU"/>
+              </w:rPr>
+            </w:pPr>
+            <w:r>
+              <w:rPr>
+                <w:b/>
+                <w:bCs/>
+                <w:lang w:val="ru-RU"/>
+              </w:rPr>
+              <w:t xml:space="preserve">ПРОЧЕЕ</w:t>
+            </w:r>
+          </w:p>
+        </w:tc>
+        <w:tc>
+          <w:tcPr>
+            <w:tcW w:w="1300" w:type="dxa"/>
+            <w:shd w:val="clear" w:color="auto" w:fill="EDF2F9"/>
+          </w:tcPr>
+          <w:p>
+            <w:pPr>
+              <w:spacing w:after="0" w:line="240" w:lineRule="auto"/>
+              <w:jc w:val="right"/>
+              <w:rPr>
+                <w:lang w:val="ru-RU"/>
+              </w:rPr>
+            </w:pPr>
+            <w:r>
+              <w:rPr>
+                <w:b/>
+                <w:bCs/>
+                <w:lang w:val="ru-RU"/>
+              </w:rPr>
+              <w:t xml:space="preserve">12,6</w:t>
+            </w:r>
+          </w:p>
+        </w:tc>
+        <w:tc>
+          <w:tcPr>
+            <w:tcW w:w="1100" w:type="dxa"/>
+            <w:shd w:val="clear" w:color="auto" w:fill="EDF2F9"/>
+          </w:tcPr>
+          <w:p>
+            <w:pPr>
+              <w:spacing w:after="0" w:line="240" w:lineRule="auto"/>
+              <w:jc w:val="right"/>
+              <w:rPr>
+                <w:lang w:val="ru-RU"/>
+              </w:rPr>
+            </w:pPr>
+            <w:r>
+              <w:rPr>
+                <w:b/>
+                <w:bCs/>
+                <w:lang w:val="ru-RU"/>
+              </w:rPr>
+              <w:t xml:space="preserve">21</w:t>
+            </w:r>
+          </w:p>
+        </w:tc>
+      </w:tr>
+      <w:tr>
+        <w:trPr>
+          <w:cantSplit/>
+        </w:trPr>
+        <w:tc>
+          <w:tcPr>
+            <w:tcW w:w="6500" w:type="dxa"/>
+          </w:tcPr>
+          <w:p>
+            <w:pPr>
+              <w:spacing w:after="0" w:line="240" w:lineRule="auto"/>
+              <w:ind w:left="200"/>
+              <w:rPr>
+                <w:lang w:val="ru-RU"/>
+              </w:rPr>
+            </w:pPr>
+            <w:r>
+              <w:rPr>
+                <w:lang w:val="ru-RU"/>
+              </w:rPr>
+              <w:t xml:space="preserve">Запуск и завершение задания адаптера, накладные расходы замера</w:t>
+            </w:r>
+          </w:p>
+        </w:tc>
+        <w:tc>
+          <w:tcPr>
+            <w:tcW w:w="1300" w:type="dxa"/>
+          </w:tcPr>
+          <w:p>
+            <w:pPr>
+              <w:spacing w:after="0" w:line="240" w:lineRule="auto"/>
+              <w:jc w:val="right"/>
+              <w:rPr>
+                <w:lang w:val="ru-RU"/>
+              </w:rPr>
+            </w:pPr>
+            <w:r>
+              <w:rPr>
+                <w:lang w:val="ru-RU"/>
+              </w:rPr>
+              <w:t xml:space="preserve">7,6</w:t>
+            </w:r>
+          </w:p>
+        </w:tc>
+        <w:tc>
+          <w:tcPr>
+            <w:tcW w:w="1100" w:type="dxa"/>
+          </w:tcPr>
+          <w:p>
+            <w:pPr>
+              <w:spacing w:after="0" w:line="240" w:lineRule="auto"/>
+              <w:jc w:val="right"/>
+              <w:rPr>
+                <w:lang w:val="ru-RU"/>
+              </w:rPr>
+            </w:pPr>
+            <w:r>
+              <w:rPr>
+                <w:lang w:val="ru-RU"/>
+              </w:rPr>
+              <w:t xml:space="preserve">13</w:t>
+            </w:r>
+          </w:p>
+        </w:tc>
+      </w:tr>
+      <w:tr>
+        <w:trPr>
+          <w:cantSplit/>
+        </w:trPr>
+        <w:tc>
+          <w:tcPr>
+            <w:tcW w:w="6500" w:type="dxa"/>
+          </w:tcPr>
+          <w:p>
+            <w:pPr>
+              <w:spacing w:after="0" w:line="240" w:lineRule="auto"/>
+              <w:ind w:left="200"/>
+              <w:rPr>
+                <w:lang w:val="ru-RU"/>
+              </w:rPr>
+            </w:pPr>
+            <w:r>
+              <w:rPr>
+                <w:lang w:val="ru-RU"/>
+              </w:rPr>
+              <w:t xml:space="preserve">Распорядитель: данные поручений, проверки перед отправкой, блокировка, завершение</w:t>
+            </w:r>
+          </w:p>
+        </w:tc>
+        <w:tc>
+          <w:tcPr>
+            <w:tcW w:w="1300" w:type="dxa"/>
+          </w:tcPr>
+          <w:p>
+            <w:pPr>
+              <w:spacing w:after="0" w:line="240" w:lineRule="auto"/>
+              <w:jc w:val="right"/>
+              <w:rPr>
+                <w:lang w:val="ru-RU"/>
+              </w:rPr>
+            </w:pPr>
+            <w:r>
+              <w:rPr>
+                <w:lang w:val="ru-RU"/>
+              </w:rPr>
+              <w:t xml:space="preserve">2,6</w:t>
+            </w:r>
+          </w:p>
+        </w:tc>
+        <w:tc>
+          <w:tcPr>
+            <w:tcW w:w="1100" w:type="dxa"/>
+          </w:tcPr>
+          <w:p>
+            <w:pPr>
+              <w:spacing w:after="0" w:line="240" w:lineRule="auto"/>
+              <w:jc w:val="right"/>
+              <w:rPr>
+                <w:lang w:val="ru-RU"/>
+              </w:rPr>
+            </w:pPr>
+            <w:r>
+              <w:rPr>
+                <w:lang w:val="ru-RU"/>
+              </w:rPr>
+              <w:t xml:space="preserve">4</w:t>
+            </w:r>
+          </w:p>
+        </w:tc>
+      </w:tr>
+      <w:tr>
+        <w:trPr>
+          <w:cantSplit/>
+        </w:trPr>
+        <w:tc>
+          <w:tcPr>
+            <w:tcW w:w="6500" w:type="dxa"/>
+          </w:tcPr>
+          <w:p>
+            <w:pPr>
+              <w:spacing w:after="0" w:line="240" w:lineRule="auto"/>
+              <w:ind w:left="200"/>
+              <w:rPr>
+                <w:lang w:val="ru-RU"/>
+              </w:rPr>
+            </w:pPr>
+            <w:r>
+              <w:rPr>
+                <w:lang w:val="ru-RU"/>
+              </w:rPr>
+              <w:t xml:space="preserve">Задание адаптера: данные поручений, события, завершение</w:t>
+            </w:r>
+          </w:p>
+        </w:tc>
+        <w:tc>
+          <w:tcPr>
+            <w:tcW w:w="1300" w:type="dxa"/>
+          </w:tcPr>
+          <w:p>
+            <w:pPr>
+              <w:spacing w:after="0" w:line="240" w:lineRule="auto"/>
+              <w:jc w:val="right"/>
+              <w:rPr>
+                <w:lang w:val="ru-RU"/>
+              </w:rPr>
+            </w:pPr>
+            <w:r>
+              <w:rPr>
+                <w:lang w:val="ru-RU"/>
+              </w:rPr>
+              <w:t xml:space="preserve">1,7</w:t>
+            </w:r>
+          </w:p>
+        </w:tc>
+        <w:tc>
+          <w:tcPr>
+            <w:tcW w:w="1100" w:type="dxa"/>
+          </w:tcPr>
+          <w:p>
+            <w:pPr>
+              <w:spacing w:after="0" w:line="240" w:lineRule="auto"/>
+              <w:jc w:val="right"/>
+              <w:rPr>
+                <w:lang w:val="ru-RU"/>
+              </w:rPr>
+            </w:pPr>
+            <w:r>
+              <w:rPr>
+                <w:lang w:val="ru-RU"/>
+              </w:rPr>
+              <w:t xml:space="preserve">3</w:t>
+            </w:r>
+          </w:p>
+        </w:tc>
+      </w:tr>
+      <w:tr>
+        <w:trPr>
+          <w:cantSplit/>
+        </w:trPr>
+        <w:tc>
+          <w:tcPr>
+            <w:tcW w:w="6500" w:type="dxa"/>
+          </w:tcPr>
+          <w:p>
+            <w:pPr>
+              <w:spacing w:after="0" w:line="240" w:lineRule="auto"/>
+              <w:ind w:left="200"/>
+              <w:rPr>
+                <w:lang w:val="ru-RU"/>
+              </w:rPr>
+            </w:pPr>
+            <w:r>
+              <w:rPr>
+                <w:lang w:val="ru-RU"/>
+              </w:rPr>
+              <w:t xml:space="preserve">Запуск задания распорядителя, передача результата</w:t>
+            </w:r>
+          </w:p>
+        </w:tc>
+        <w:tc>
+          <w:tcPr>
+            <w:tcW w:w="1300" w:type="dxa"/>
+          </w:tcPr>
+          <w:p>
+            <w:pPr>
+              <w:spacing w:after="0" w:line="240" w:lineRule="auto"/>
+              <w:jc w:val="right"/>
+              <w:rPr>
+                <w:lang w:val="ru-RU"/>
+              </w:rPr>
+            </w:pPr>
+            <w:r>
+              <w:rPr>
+                <w:lang w:val="ru-RU"/>
+              </w:rPr>
+              <w:t xml:space="preserve">0,7</w:t>
+            </w:r>
+          </w:p>
+        </w:tc>
+        <w:tc>
+          <w:tcPr>
+            <w:tcW w:w="1100" w:type="dxa"/>
+          </w:tcPr>
+          <w:p>
+            <w:pPr>
+              <w:spacing w:after="0" w:line="240" w:lineRule="auto"/>
+              <w:jc w:val="right"/>
+              <w:rPr>
+                <w:lang w:val="ru-RU"/>
+              </w:rPr>
+            </w:pPr>
+            <w:r>
+              <w:rPr>
+                <w:lang w:val="ru-RU"/>
+              </w:rPr>
+              <w:t xml:space="preserve">1</w:t>
+            </w:r>
+          </w:p>
+        </w:tc>
+      </w:tr>
+      <w:tr>
+        <w:trPr>
+          <w:cantSplit/>
+        </w:trPr>
+        <w:tc>
+          <w:tcPr>
+            <w:tcW w:w="6500" w:type="dxa"/>
+            <w:shd w:val="clear" w:color="auto" w:fill="E2EFDA"/>
+          </w:tcPr>
+          <w:p>
+            <w:pPr>
+              <w:spacing w:after="0" w:line="240" w:lineRule="auto"/>
+              <w:rPr>
+                <w:lang w:val="ru-RU"/>
+              </w:rPr>
+            </w:pPr>
+            <w:r>
+              <w:rPr>
+                <w:b/>
+                <w:bCs/>
+                <w:lang w:val="ru-RU"/>
+              </w:rPr>
+              <w:t xml:space="preserve">ВСЕГО (ключевая операция "Отправка")</w:t>
+            </w:r>
+          </w:p>
+        </w:tc>
+        <w:tc>
+          <w:tcPr>
+            <w:tcW w:w="1300" w:type="dxa"/>
+            <w:shd w:val="clear" w:color="auto" w:fill="E2EFDA"/>
+          </w:tcPr>
+          <w:p>
+            <w:pPr>
+              <w:spacing w:after="0" w:line="240" w:lineRule="auto"/>
+              <w:jc w:val="right"/>
+              <w:rPr>
+                <w:lang w:val="ru-RU"/>
+              </w:rPr>
+            </w:pPr>
+            <w:r>
+              <w:rPr>
+                <w:b/>
+                <w:bCs/>
+                <w:lang w:val="ru-RU"/>
+              </w:rPr>
+              <w:t xml:space="preserve">58,46</w:t>
+            </w:r>
+          </w:p>
+        </w:tc>
+        <w:tc>
+          <w:tcPr>
+            <w:tcW w:w="1100" w:type="dxa"/>
+            <w:shd w:val="clear" w:color="auto" w:fill="E2EFDA"/>
+          </w:tcPr>
+          <w:p>
+            <w:pPr>
+              <w:spacing w:after="0" w:line="240" w:lineRule="auto"/>
+              <w:jc w:val="right"/>
+              <w:rPr>
+                <w:lang w:val="ru-RU"/>
+              </w:rPr>
+            </w:pPr>
+            <w:r>
+              <w:rPr>
+                <w:b/>
+                <w:bCs/>
+                <w:lang w:val="ru-RU"/>
+              </w:rPr>
+              <w:t xml:space="preserve">100</w:t>
+            </w:r>
+          </w:p>
+        </w:tc>
+      </w:tr>
+    </w:tbl>
+    <w:p>
+      <w:pPr>
+        <w:spacing w:after="120"/>
+        <w:rPr>
+          <w:lang w:val="ru-RU"/>
+        </w:rPr>
+      </w:pPr>
+    </w:p>
+    <w:p>
+      <w:pPr>
+        <w:keepNext/>
+        <w:spacing w:before="240" w:after="120"/>
+        <w:rPr>
+          <w:lang w:val="ru-RU"/>
+        </w:rPr>
+      </w:pPr>
+      <w:r>
+        <w:rPr>
+          <w:b/>
+          <w:bCs/>
+          <w:sz w:val="24"/>
+          <w:szCs w:val="24"/>
+          <w:lang w:val="ru-RU"/>
+        </w:rPr>
+        <w:t xml:space="preserve">3. Наблюдения</w:t>
+      </w:r>
+    </w:p>
+    <w:p>
+      <w:pPr>
+        <w:tabs>
+          <w:tab w:val="left" w:pos="360"/>
+        </w:tabs>
+        <w:spacing w:after="80"/>
+        <w:ind w:left="360" w:hanging="360"/>
+        <w:rPr>
+          <w:lang w:val="ru-RU"/>
+        </w:rPr>
+      </w:pPr>
+      <w:r>
+        <w:rPr>
+          <w:lang w:val="ru-RU"/>
+        </w:rPr>
+        <w:t xml:space="preserve">•	</w:t>
+      </w:r>
+      <w:r>
+        <w:rPr>
+          <w:b/>
+          <w:bCs/>
+          <w:lang w:val="ru-RU"/>
+        </w:rPr>
+        <w:t xml:space="preserve">Запись статусов - 71% времени отправки. </w:t>
+      </w:r>
+      <w:r>
+        <w:rPr>
+          <w:lang w:val="ru-RU"/>
+        </w:rPr>
+        <w:t xml:space="preserve">По каждому поручению отдельно пишется регистр статусов, читается предыдущая запись и снимается блокировка поручения: 36,5 мс на поручение, плюс фиксация общей транзакции 4,8 с. Это типовой механизм статусов.</w:t>
+      </w:r>
+    </w:p>
+    <w:p>
+      <w:pPr>
+        <w:tabs>
+          <w:tab w:val="left" w:pos="360"/>
+        </w:tabs>
+        <w:spacing w:after="80"/>
+        <w:ind w:left="360" w:hanging="360"/>
+        <w:rPr>
+          <w:lang w:val="ru-RU"/>
+        </w:rPr>
+      </w:pPr>
+      <w:r>
+        <w:rPr>
+          <w:lang w:val="ru-RU"/>
+        </w:rPr>
+        <w:t xml:space="preserve">•	</w:t>
+      </w:r>
+      <w:r>
+        <w:rPr>
+          <w:b/>
+          <w:bCs/>
+          <w:lang w:val="ru-RU"/>
+        </w:rPr>
+        <w:t xml:space="preserve">Формирование пакета FIX - 8%. </w:t>
+      </w:r>
+      <w:r>
+        <w:rPr>
+          <w:lang w:val="ru-RU"/>
+        </w:rPr>
+        <w:t xml:space="preserve">Самая затратная часть - посимвольный расчет контрольной суммы (2,5 с); он выполняется 1,56 млн раз в строках кода, поэтому в замере завышен.</w:t>
+      </w:r>
+    </w:p>
+    <w:p>
+      <w:pPr>
+        <w:tabs>
+          <w:tab w:val="left" w:pos="360"/>
+        </w:tabs>
+        <w:spacing w:after="80"/>
+        <w:ind w:left="360" w:hanging="360"/>
+        <w:rPr>
+          <w:lang w:val="ru-RU"/>
+        </w:rPr>
+      </w:pPr>
+      <w:r>
+        <w:rPr>
+          <w:lang w:val="ru-RU"/>
+        </w:rPr>
+        <w:t xml:space="preserve">•	</w:t>
+      </w:r>
+      <w:r>
+        <w:rPr>
+          <w:b/>
+          <w:bCs/>
+          <w:lang w:val="ru-RU"/>
+        </w:rPr>
+        <w:t xml:space="preserve">Сборка пакета сложением строк на 1000 поручений незаметна (0,1 с). </w:t>
+      </w:r>
+      <w:r>
+        <w:rPr>
+          <w:lang w:val="ru-RU"/>
+        </w:rPr>
+        <w:t xml:space="preserve">Квадратичный рост начинает влиять с 10 000 поручений и более.</w:t>
+      </w:r>
+    </w:p>
+    <w:p>
+      <w:pPr>
+        <w:tabs>
+          <w:tab w:val="left" w:pos="360"/>
+        </w:tabs>
+        <w:spacing w:after="80"/>
+        <w:ind w:left="360" w:hanging="360"/>
+        <w:rPr>
+          <w:lang w:val="ru-RU"/>
+        </w:rPr>
+      </w:pPr>
+      <w:r>
+        <w:rPr>
+          <w:lang w:val="ru-RU"/>
+        </w:rPr>
+        <w:t xml:space="preserve">•	</w:t>
+      </w:r>
+      <w:r>
+        <w:rPr>
+          <w:b/>
+          <w:bCs/>
+          <w:lang w:val="ru-RU"/>
+        </w:rPr>
+        <w:t xml:space="preserve">Разница 7,6 с </w:t>
+      </w:r>
+      <w:r>
+        <w:rPr>
+          <w:lang w:val="ru-RU"/>
+        </w:rPr>
+        <w:t xml:space="preserve">между ожиданием задания адаптера (55,2 с) и временем его кода (47,6 с) растет с объемом (21 поручение - 0,4 с, 204 - 1,9 с, 1000 - 7,6 с) пропорционально числу выполненных строк кода (3 млн). Это в основном накладные расходы самого замера отладчиком; без замера отправка выполняется быстрее.</w:t>
+      </w:r>
+    </w:p>
+    <w:p>
+      <w:pPr>
+        <w:tabs>
+          <w:tab w:val="left" w:pos="360"/>
+        </w:tabs>
+        <w:spacing w:after="80"/>
+        <w:ind w:left="360" w:hanging="360"/>
+        <w:rPr>
+          <w:lang w:val="ru-RU"/>
+        </w:rPr>
+      </w:pPr>
+      <w:r>
+        <w:rPr>
+          <w:lang w:val="ru-RU"/>
+        </w:rPr>
+        <w:t xml:space="preserve">•	</w:t>
+      </w:r>
+      <w:r>
+        <w:rPr>
+          <w:b/>
+          <w:bCs/>
+          <w:lang w:val="ru-RU"/>
+        </w:rPr>
+        <w:t xml:space="preserve">Сетевая передача в прогоне не измерялась. </w:t>
+      </w:r>
+      <w:r>
+        <w:rPr>
+          <w:lang w:val="ru-RU"/>
+        </w:rPr>
+        <w:t xml:space="preserve">На PROD это один HTTP-запрос с пакетом на шлюз FIX; по замерам PROD 4 494 поручения отправлялись за 214 с, что укладывается в ту же линейную модель.</w:t>
+      </w:r>
+    </w:p>
+    <w:p>
+      <w:pPr>
+        <w:spacing w:after="60"/>
+        <w:rPr>
+          <w:lang w:val="ru-RU"/>
+        </w:rPr>
+      </w:pPr>
+    </w:p>
+    <w:p>
+      <w:pPr>
+        <w:keepNext/>
+        <w:pBdr>
+          <w:top w:val="single" w:sz="12" w:space="6" w:color="C00000"/>
+          <w:left w:val="single" w:sz="12" w:space="6" w:color="C00000"/>
+          <w:bottom w:val="single" w:sz="12" w:space="6" w:color="C00000"/>
+          <w:right w:val="single" w:sz="12" w:space="6" w:color="C00000"/>
+        </w:pBdr>
+        <w:shd w:val="clear" w:color="auto" w:fill="FBE9E7"/>
+        <w:spacing w:after="80"/>
+        <w:ind w:left="120" w:right="120"/>
+        <w:rPr>
+          <w:lang w:val="ru-RU"/>
+        </w:rPr>
+      </w:pPr>
+      <w:r>
+        <w:rPr>
+          <w:b/>
+          <w:bCs/>
+          <w:color w:val="C00000"/>
+          <w:sz w:val="26"/>
+          <w:szCs w:val="26"/>
+          <w:lang w:val="ru-RU"/>
+        </w:rPr>
+        <w:t xml:space="preserve">ВЫВОД: оптимизацию отправки поручений вносить не требуется.</w:t>
+      </w:r>
+    </w:p>
+    <w:p>
+      <w:pPr>
+        <w:keepNext/>
+        <w:pBdr>
+          <w:top w:val="single" w:sz="12" w:space="6" w:color="C00000"/>
+          <w:left w:val="single" w:sz="12" w:space="6" w:color="C00000"/>
+          <w:bottom w:val="single" w:sz="12" w:space="6" w:color="C00000"/>
+          <w:right w:val="single" w:sz="12" w:space="6" w:color="C00000"/>
+        </w:pBdr>
+        <w:shd w:val="clear" w:color="auto" w:fill="FBE9E7"/>
+        <w:spacing w:after="80"/>
+        <w:ind w:left="120" w:right="120"/>
+        <w:rPr>
+          <w:lang w:val="ru-RU"/>
+        </w:rPr>
+      </w:pPr>
+      <w:r>
+        <w:rPr>
+          <w:b/>
+          <w:bCs/>
+          <w:lang w:val="ru-RU"/>
+        </w:rPr>
+        <w:t xml:space="preserve">1. </w:t>
+      </w:r>
+      <w:r>
+        <w:rPr>
+          <w:lang w:val="ru-RU"/>
+        </w:rPr>
+        <w:t xml:space="preserve">Повторный замер на 1000 поручений подтвердил предыдущие результаты: отправка занимает 58 мс на поручение на Т-1 (около 45 мс на PROD), время растет линейно, узких мест с нелинейным ростом на реальных объемах нет.</w:t>
+      </w:r>
+    </w:p>
+    <w:p>
+      <w:pPr>
+        <w:keepNext/>
+        <w:pBdr>
+          <w:top w:val="single" w:sz="12" w:space="6" w:color="C00000"/>
+          <w:left w:val="single" w:sz="12" w:space="6" w:color="C00000"/>
+          <w:bottom w:val="single" w:sz="12" w:space="6" w:color="C00000"/>
+          <w:right w:val="single" w:sz="12" w:space="6" w:color="C00000"/>
+        </w:pBdr>
+        <w:shd w:val="clear" w:color="auto" w:fill="FBE9E7"/>
+        <w:spacing w:after="80"/>
+        <w:ind w:left="120" w:right="120"/>
+        <w:rPr>
+          <w:lang w:val="ru-RU"/>
+        </w:rPr>
+      </w:pPr>
+      <w:r>
+        <w:rPr>
+          <w:b/>
+          <w:bCs/>
+          <w:lang w:val="ru-RU"/>
+        </w:rPr>
+        <w:t xml:space="preserve">2. </w:t>
+      </w:r>
+      <w:r>
+        <w:rPr>
+          <w:lang w:val="ru-RU"/>
+        </w:rPr>
+        <w:t xml:space="preserve">71% времени отправки - запись статусов поручений (статус "Отправлено, ожидается подтверждение", снятие блокировки, фиксация транзакции). Это типовой механизм статусов, который по условиям задачи не изменяется; его переработка затрагивает учет статусов каждого поручения и несет риск ошибок в основном бизнес-процессе.</w:t>
+      </w:r>
+    </w:p>
+    <w:p>
+      <w:pPr>
+        <w:keepNext/>
+        <w:pBdr>
+          <w:top w:val="single" w:sz="12" w:space="6" w:color="C00000"/>
+          <w:left w:val="single" w:sz="12" w:space="6" w:color="C00000"/>
+          <w:bottom w:val="single" w:sz="12" w:space="6" w:color="C00000"/>
+          <w:right w:val="single" w:sz="12" w:space="6" w:color="C00000"/>
+        </w:pBdr>
+        <w:shd w:val="clear" w:color="auto" w:fill="FBE9E7"/>
+        <w:spacing w:after="80"/>
+        <w:ind w:left="120" w:right="120"/>
+        <w:rPr>
+          <w:lang w:val="ru-RU"/>
+        </w:rPr>
+      </w:pPr>
+      <w:r>
+        <w:rPr>
+          <w:b/>
+          <w:bCs/>
+          <w:lang w:val="ru-RU"/>
+        </w:rPr>
+        <w:t xml:space="preserve">3. </w:t>
+      </w:r>
+      <w:r>
+        <w:rPr>
+          <w:lang w:val="ru-RU"/>
+        </w:rPr>
+        <w:t xml:space="preserve">Доработки, не затрагивающие статусы (быстрая контрольная сумма FIX, сборка пакета без сложения строк, синхронный вызов адаптера), сокращают отправку 1000 поручений на 3-5 с из 58 с (5-9%). На обычной отправке 1-5 поручений (77% случаев на PROD, 0,6-0,8 с) разница для пользователя незаметна.</w:t>
+      </w:r>
+    </w:p>
+    <w:p>
+      <w:pPr>
+        <w:keepNext/>
+        <w:pBdr>
+          <w:top w:val="single" w:sz="12" w:space="6" w:color="C00000"/>
+          <w:left w:val="single" w:sz="12" w:space="6" w:color="C00000"/>
+          <w:bottom w:val="single" w:sz="12" w:space="6" w:color="C00000"/>
+          <w:right w:val="single" w:sz="12" w:space="6" w:color="C00000"/>
+        </w:pBdr>
+        <w:shd w:val="clear" w:color="auto" w:fill="FBE9E7"/>
+        <w:spacing w:after="80"/>
+        <w:ind w:left="120" w:right="120"/>
+        <w:rPr>
+          <w:lang w:val="ru-RU"/>
+        </w:rPr>
+      </w:pPr>
+      <w:r>
+        <w:rPr>
+          <w:b/>
+          <w:bCs/>
+          <w:lang w:val="ru-RU"/>
+        </w:rPr>
+        <w:t xml:space="preserve">4. </w:t>
+      </w:r>
+      <w:r>
+        <w:rPr>
+          <w:lang w:val="ru-RU"/>
+        </w:rPr>
+        <w:t xml:space="preserve">При нажатии "Проверить и отправить" отправка - меньшая часть времени: основное время занимает проверка лимитов (78% на 204 поручениях), она оптимизируется в отдельной задаче.</w:t>
+      </w:r>
+    </w:p>
+    <w:p>
+      <w:pPr>
+        <w:keepNext/>
+        <w:pBdr>
+          <w:top w:val="single" w:sz="12" w:space="6" w:color="C00000"/>
+          <w:left w:val="single" w:sz="12" w:space="6" w:color="C00000"/>
+          <w:bottom w:val="single" w:sz="12" w:space="6" w:color="C00000"/>
+          <w:right w:val="single" w:sz="12" w:space="6" w:color="C00000"/>
+        </w:pBdr>
+        <w:shd w:val="clear" w:color="auto" w:fill="FBE9E7"/>
+        <w:spacing w:after="80"/>
+        <w:ind w:left="120" w:right="120"/>
+        <w:rPr>
+          <w:lang w:val="ru-RU"/>
+        </w:rPr>
+      </w:pPr>
+      <w:r>
+        <w:rPr>
+          <w:color w:val="404040"/>
+          <w:lang w:val="ru-RU"/>
+        </w:rPr>
+        <w:t xml:space="preserve">Вернуться к оптимизации отправки имеет смысл, если массовые отправки станут регулярно превышать 10 000 поручений (сборка пакета растет квадратично: 50 000 поручений - плюс около 35 с) или будет принято решение менять механизм записи статусов поручений.</w:t>
+      </w:r>
     </w:p>
     <w:sectPr>
       <w:pgSz w:w="12240" w:h="15840"/>
